--- a/Dragonsfall_Port_Jeuno_Master_Lore_Updated.docx
+++ b/Dragonsfall_Port_Jeuno_Master_Lore_Updated.docx
@@ -164,7 +164,7 @@
     </w:p>
     <w:p>
       <w:r>
-        <w:t>The original maritime heart of Jeuno. Older piers and working buildings now stand beside newer, larger docks and commercial facilities. Cargo and passengers arrive continually; expeditions depart with supplies and fresh crews. Large inns provide quick meals and overnight beds for sailors leaving the next day. Small boats are frequently rented or sold, and crews and specialists are constantly sought.</w:t>
+        <w:t>The original maritime heart of Jeuno. Older piers and working buildings now stand beside newer, larger docks and commercial facilities. Cargo and passengers arrive continually; expeditions depart with supplies and fresh crews. Large inns provide quick meals and overnight beds for sailors leaving the next day. Small boats are frequently rented or sold, and crews and specialists are constantly sought. Its named neighborhoods are Luca Docks, Kilika Shipyards, and Anchor’s End.</w:t>
       </w:r>
     </w:p>
     <w:p>
@@ -177,7 +177,7 @@
     </w:p>
     <w:p>
       <w:r>
-        <w:t>The commercial center of the city. Its stalls and shops carry goods from many lands: unfamiliar foods, clothing, ordinary supplies, magical items, new magical techniques, relics, and recovered treasure. The district also supports taverns, inns, trading houses, and more luxurious accommodation for established merchants and visitors.</w:t>
+        <w:t>The commercial center of the city. Its stalls and shops carry goods from many lands: unfamiliar foods, clothing, ordinary supplies, magical items, new magical techniques, relics, and recovered treasure. The district also supports taverns, inns, trading houses, and more luxurious accommodation for established merchants and visitors. Its named neighborhoods are Guado Market, Machina Row, and The Exchange.</w:t>
       </w:r>
     </w:p>
     <w:p>
@@ -190,7 +190,7 @@
     </w:p>
     <w:p>
       <w:r>
-        <w:t>Jeuno’s residential and civic area. Tightly packed modest houses and ready-to-rent small homes serve workers and newcomers; large estates belong to early wealthy merchant investors and a few successful or retired adventurers. Luca Keep stands in the district, housing the original ruling family and serving as a center of government.</w:t>
+        <w:t>Jeuno’s residential and civic area. Tightly packed modest houses and ready-to-rent small homes serve workers and newcomers; large estates belong to early wealthy merchant investors and a few successful or retired adventurers. Luca Keep stands in the district, housing the original ruling family and serving as a center of government. Its named neighborhoods are Hearthside, The Calm, and Highwatch.</w:t>
       </w:r>
     </w:p>
     <w:p>
@@ -318,12 +318,12 @@
         <w:pStyle w:val="Heading1"/>
       </w:pPr>
       <w:r>
-        <w:t>8. Neighborhood Names and Geography  |  Proposed, Not Canon</w:t>
+        <w:t>8. Neighborhoods of Port Jeuno  |  Established</w:t>
       </w:r>
     </w:p>
     <w:p>
       <w:r>
-        <w:t>The city has three confirmed major districts, each intended to have smaller subdivisions. The following neighborhood names were suggested but have not been approved:</w:t>
+        <w:t>Each of Jeuno’s three major districts contains three named neighborhoods. These names and their primary functions are established setting lore.</w:t>
       </w:r>
     </w:p>
     <w:p>
@@ -331,7 +331,7 @@
         <w:pStyle w:val="ListBullet"/>
       </w:pPr>
       <w:r>
-        <w:t>Harbor: Grand Docks (arrivals and cargo); Shipwright’s Row (building and repairs); Anchor’s End (sailor lodging and taverns).</w:t>
+        <w:t>Harbor District: Luca Docks — the original harbor and newer extensions, named for House Luca, handling arrivals, cargo, and passenger traffic; Kilika Shipyards — shipbuilding, repairs, sailmaking, and maritime businesses including House Besaid’s operations; Anchor’s End — sailors’ inns, taverns, boardinghouses, and crew recruitment.</w:t>
       </w:r>
     </w:p>
     <w:p>
@@ -339,7 +339,7 @@
         <w:pStyle w:val="ListBullet"/>
       </w:pPr>
       <w:r>
-        <w:t>Market: Grand Bazaar (general and foreign trade); Relic Row (recovered treasure and magic); The Exchange (merchant offices and contracts).</w:t>
+        <w:t>Market District: Guado Market — the central marketplace for foreign foods, clothing, provisions, and goods from many lands; Machina Row — magical inventions, recovered dragon relics, experimental devices, and House Al Bhed’s businesses; The Exchange — merchant offices, shipping contracts, trade agreements, and financial services.</w:t>
       </w:r>
     </w:p>
     <w:p>
@@ -347,12 +347,12 @@
         <w:pStyle w:val="ListBullet"/>
       </w:pPr>
       <w:r>
-        <w:t>Living: Hearthside (residences); The Commons (public gathering places); Highwatch (civic buildings and estates).</w:t>
+        <w:t>Living District: Hearthside — modest family homes, tightly packed residential streets, rental cottages, and surviving older buildings; The Calm — public squares, gardens, gatherings, community celebrations, and quieter streets; Highwatch — Luca Keep, civic administration, and estates of wealthy merchants and retired adventurers.</w:t>
       </w:r>
     </w:p>
     <w:p>
       <w:r>
-        <w:t>A waterfront Harbor District, inland Market District, and uphill Living District is a possible layout, not confirmed. Luca Keep’s precise position within the Living District is also undecided. The suggested House Luca motto “All Shores, One Harbor” has not been approved.</w:t>
+        <w:t>Naming inspirations: Luca Docks, Kilika Shipyards, Guado Market, Machina Row, and The Calm draw on Final Fantasy X / X-2 references while functioning as places within Dragonsfall’s Port Jeuno. Anchor’s End, The Exchange, Hearthside, and Highwatch retain grounded local names. The overall waterfront-to-inland-to-hill arrangement remains a suggested map layout rather than a finalized street plan.</w:t>
       </w:r>
     </w:p>
     <w:p>
@@ -378,7 +378,7 @@
         <w:pStyle w:val="ListBullet"/>
       </w:pPr>
       <w:r>
-        <w:t>Confirm neighborhood names and city map.</w:t>
+        <w:t>Finalize the city map, including neighborhood boundaries and the exact position of Luca Keep.</w:t>
       </w:r>
     </w:p>
     <w:p>

--- a/Dragonsfall_Port_Jeuno_Master_Lore_Updated.docx
+++ b/Dragonsfall_Port_Jeuno_Master_Lore_Updated.docx
@@ -426,6 +426,177 @@
         <w:t>Once a modest checkpoint on the Sea of Swords, Port Jeuno has become a prosperous small city in the year since Tiamat’s defeat. Dragon-hoard wealth, ambitious merchants, successful adventurers, and powerful magic have transformed its harbor into a busy center of trade and exploration. House Luca, led by Bickson Luca, maintains the city’s neutrality, while the Luca Goers keep the peace. In its docks, markets, inns, and guild halls, travelers from every allegiance seek work, fortune, and passage to the next adventure.</w:t>
       </w:r>
     </w:p>
+    <w:p>
+      <w:pPr>
+        <w:pStyle w:val="Heading1"/>
+      </w:pPr>
+      <w:r>
+        <w:t>Djose and Djose’s Guild — Expanded Lore</w:t>
+      </w:r>
+    </w:p>
+    <w:p>
+      <w:r>
+        <w:t>The following details supplement the existing Djose’s Guild entry. These are established character notes; architectural details noted below are proposed descriptions rather than additional confirmed history.</w:t>
+      </w:r>
+    </w:p>
+    <w:p>
+      <w:pPr>
+        <w:pStyle w:val="Heading2"/>
+      </w:pPr>
+      <w:r>
+        <w:t>Djose — Founder</w:t>
+      </w:r>
+    </w:p>
+    <w:p>
+      <w:pPr>
+        <w:pStyle w:val="ListBullet"/>
+      </w:pPr>
+      <w:r>
+        <w:rPr>
+          <w:b/>
+        </w:rPr>
+        <w:t xml:space="preserve">Name: </w:t>
+      </w:r>
+      <w:r>
+        <w:t>Djose</w:t>
+      </w:r>
+    </w:p>
+    <w:p>
+      <w:pPr>
+        <w:pStyle w:val="ListBullet"/>
+      </w:pPr>
+      <w:r>
+        <w:rPr>
+          <w:b/>
+        </w:rPr>
+        <w:t xml:space="preserve">Ancestry: </w:t>
+      </w:r>
+      <w:r>
+        <w:t>Human</w:t>
+      </w:r>
+    </w:p>
+    <w:p>
+      <w:pPr>
+        <w:pStyle w:val="ListBullet"/>
+      </w:pPr>
+      <w:r>
+        <w:rPr>
+          <w:b/>
+        </w:rPr>
+        <w:t xml:space="preserve">Age: </w:t>
+      </w:r>
+      <w:r>
+        <w:t>Mid-50s; an older, experienced wizard</w:t>
+      </w:r>
+    </w:p>
+    <w:p>
+      <w:pPr>
+        <w:pStyle w:val="ListBullet"/>
+      </w:pPr>
+      <w:r>
+        <w:rPr>
+          <w:b/>
+        </w:rPr>
+        <w:t xml:space="preserve">Standing: </w:t>
+      </w:r>
+      <w:r>
+        <w:t>Highly respected and considerably wealthy</w:t>
+      </w:r>
+    </w:p>
+    <w:p>
+      <w:pPr>
+        <w:pStyle w:val="ListBullet"/>
+      </w:pPr>
+      <w:r>
+        <w:rPr>
+          <w:b/>
+        </w:rPr>
+        <w:t xml:space="preserve">Origins: </w:t>
+      </w:r>
+      <w:r>
+        <w:t>Came from nothing and built his fortune</w:t>
+      </w:r>
+    </w:p>
+    <w:p>
+      <w:pPr>
+        <w:pStyle w:val="ListBullet"/>
+      </w:pPr>
+      <w:r>
+        <w:rPr>
+          <w:b/>
+        </w:rPr>
+        <w:t xml:space="preserve">Magic: </w:t>
+      </w:r>
+      <w:r>
+        <w:t>Powerful wizard specializing in summoning creatures to fight alongside him</w:t>
+      </w:r>
+    </w:p>
+    <w:p>
+      <w:pPr>
+        <w:pStyle w:val="ListBullet"/>
+      </w:pPr>
+      <w:r>
+        <w:rPr>
+          <w:b/>
+        </w:rPr>
+        <w:t xml:space="preserve">Approach to the guild: </w:t>
+      </w:r>
+      <w:r>
+        <w:t>Prefers a welcoming, accessible location over an exclusive high-class address</w:t>
+      </w:r>
+    </w:p>
+    <w:p>
+      <w:pPr>
+        <w:pStyle w:val="Heading2"/>
+      </w:pPr>
+      <w:r>
+        <w:t>Guild Location — Established</w:t>
+      </w:r>
+    </w:p>
+    <w:p>
+      <w:r>
+        <w:t>Djose’s Guild is located in Anchor’s End in the Harbor District, near the main road toward Guado Market. It is easily reached from Luca Docks. The location is respectable and convenient without being in the wealthiest commercial quarter or the cheapest part of town.</w:t>
+      </w:r>
+    </w:p>
+    <w:p>
+      <w:pPr>
+        <w:pStyle w:val="Heading2"/>
+      </w:pPr>
+      <w:r>
+        <w:t>Guild Role — Established</w:t>
+      </w:r>
+    </w:p>
+    <w:p>
+      <w:r>
+        <w:t>A newly established adventurers’ guild offering a place to seek expedition contracts, exchange information and rumors, and connect with other adventurers. It complements the public job boards throughout Jeuno and the informal recruitment at Adventurers Blitz.</w:t>
+      </w:r>
+    </w:p>
+    <w:p>
+      <w:pPr>
+        <w:pStyle w:val="Heading2"/>
+      </w:pPr>
+      <w:r>
+        <w:t>Building Character — Proposed Presentation</w:t>
+      </w:r>
+    </w:p>
+    <w:p>
+      <w:r>
+        <w:t>A substantial, well-maintained but practical guildhall, with space for adventurers to gather, discuss expeditions, and review contracts. Its welcoming design reflects Djose’s humble origins rather than displaying his wealth. Exact building layout and guild membership procedures remain undecided.</w:t>
+      </w:r>
+    </w:p>
+    <w:p>
+      <w:pPr>
+        <w:pStyle w:val="Heading2"/>
+      </w:pPr>
+      <w:r>
+        <w:t>Editorial Notes</w:t>
+      </w:r>
+    </w:p>
+    <w:p>
+      <w:r>
+        <w:t>Player-facing guide: introduce the guild’s location, accessible atmosphere, and services. DM guide: expand Djose’s history, personality, summoning abilities, and any private motivations. Do not treat guild ranks, fees, or membership requirements as established yet.</w:t>
+      </w:r>
+    </w:p>
     <w:sectPr>
       <w:footerReference w:type="default" r:id="rId9"/>
       <w:pgSz w:w="12240" w:h="15840"/>

--- a/Dragonsfall_Port_Jeuno_Master_Lore_Updated.docx
+++ b/Dragonsfall_Port_Jeuno_Master_Lore_Updated.docx
@@ -292,12 +292,12 @@
         <w:pStyle w:val="Heading2"/>
       </w:pPr>
       <w:r>
-        <w:t>Djose’s Guild — Location Not Yet Fixed</w:t>
+        <w:t>Djose’s Guild — Anchor’s End, Harbor District</w:t>
       </w:r>
     </w:p>
     <w:p>
       <w:r>
-        <w:t>A newly established adventurers’ guild that serves as a center for rumors, information, and expedition contracts. Its founder, Djose, is an older, powerful wizard specializing in summoning creatures to fight alongside him. Whether the guild uses formal membership and ranks or allows open contract-taking is undecided.</w:t>
+        <w:t>A newly established adventurers’ guild for rumors, information, and expedition contracts, founded by the respected summoning wizard Djose. Located in Anchor’s End near the road to Guado Market, within easy reach of Luca Docks. Membership costs a one-time fee of 1 gp per adventurer; the guild receives a 10% commission on rewards earned from guild-posted contracts.</w:t>
       </w:r>
     </w:p>
     <w:p>
@@ -310,7 +310,7 @@
     </w:p>
     <w:p>
       <w:r>
-        <w:t>Public job boards are distributed across the Harbor, Market, and Living Districts, offering work from ordinary residents, merchants, sailors, and adventurers. Official postings may carry city business or commissions from major houses. Taverns also display work notices, while Djose’s Guild provides another venue for contracts and expedition information.</w:t>
+        <w:t>Public job boards are distributed across the Harbor, Market, and Living Districts, offering work from ordinary residents, merchants, captains, House Luca, and the major merchant houses. These opportunities are separate from guild contracts; adventurers may negotiate and accept non-guild work without joining Djose’s Guild. Payment varies by agreement and may include coin, information, maps, items, or other rewards. Jeuno has no formal adventurer rank system.</w:t>
       </w:r>
     </w:p>
     <w:p>
@@ -386,7 +386,7 @@
         <w:pStyle w:val="ListBullet"/>
       </w:pPr>
       <w:r>
-        <w:t>Decide whether Djose’s Guild has formal ranks/membership.</w:t>
+        <w:t>Decide whether Djose’s Guild needs additional internal procedures; membership and fees are established, and Port Jeuno has no adventurer ranking system.</w:t>
       </w:r>
     </w:p>
     <w:p>
@@ -595,6 +595,67 @@
     <w:p>
       <w:r>
         <w:t>Player-facing guide: introduce the guild’s location, accessible atmosphere, and services. DM guide: expand Djose’s history, personality, summoning abilities, and any private motivations. Do not treat guild ranks, fees, or membership requirements as established yet.</w:t>
+      </w:r>
+    </w:p>
+    <w:p>
+      <w:pPr>
+        <w:pStyle w:val="Heading1"/>
+      </w:pPr>
+      <w:r>
+        <w:t>11. Finding Work — Membership, Fees, and Rewards  |  Established</w:t>
+      </w:r>
+    </w:p>
+    <w:p>
+      <w:pPr>
+        <w:pStyle w:val="ListBullet"/>
+      </w:pPr>
+      <w:r>
+        <w:t>Djose’s Guild requires membership to accept its posted contracts. Each adventurer pays a one-time membership fee of 1 gold piece (1 gp).</w:t>
+      </w:r>
+    </w:p>
+    <w:p>
+      <w:pPr>
+        <w:pStyle w:val="ListBullet"/>
+      </w:pPr>
+      <w:r>
+        <w:t>The guild takes a 10% cut of the rewards from jobs posted through the guild. This commission applies to guild work, not unrelated public or privately negotiated contracts.</w:t>
+      </w:r>
+    </w:p>
+    <w:p>
+      <w:pPr>
+        <w:pStyle w:val="ListBullet"/>
+      </w:pPr>
+      <w:r>
+        <w:t>Work throughout Port Jeuno may be paid in coin, information, maps, items, or other negotiated compensation. Terms depend on the employer and the contract.</w:t>
+      </w:r>
+    </w:p>
+    <w:p>
+      <w:pPr>
+        <w:pStyle w:val="ListBullet"/>
+      </w:pPr>
+      <w:r>
+        <w:t>Port Jeuno does not rank adventurers. There is no citywide adventurer rank ladder; reputation develops through deeds and relationships.</w:t>
+      </w:r>
+    </w:p>
+    <w:p>
+      <w:pPr>
+        <w:pStyle w:val="ListBullet"/>
+      </w:pPr>
+      <w:r>
+        <w:t>Public job boards, merchant commissions, and shipboard employment remain available independently of guild membership.</w:t>
+      </w:r>
+    </w:p>
+    <w:p>
+      <w:pPr>
+        <w:pStyle w:val="Heading2"/>
+      </w:pPr>
+      <w:r>
+        <w:t>Details Not Yet Established</w:t>
+      </w:r>
+    </w:p>
+    <w:p>
+      <w:r>
+        <w:t>The exact method of valuing non-coin rewards for the guild’s 10% commission, when the commission is collected, and whether the guild offers additional member benefits have not yet been decided.</w:t>
       </w:r>
     </w:p>
     <w:sectPr>
